--- a/docs/revision/response_letter.docx
+++ b/docs/revision/response_letter.docx
@@ -1224,7 +1224,7 @@
                 <w:sz w:val="18"/>
                 <w:szCs w:val="18"/>
               </w:rPr>
-              <w:t xml:space="preserve">The two panels represent different stages of the PC-bootstrap pipeline (Fig 6a = undirected adjacency; Fig 6b = directed-edge stability). A dedicated audit workstream (#E) is being prepared that re-renders both panels with explicit directed-edge vs undirected-skeleton legends and updates the figure caption to make the stage distinction explicit. This will be included in the next revision iteration.</w:t>
+              <w:t xml:space="preserve">Addressed (workstream #E). Audit of the cached PC-bootstrap output confirms that 100% of bootstrap-stable edges are undirected — the PC orientation rules did not succeed within the bootstrap-stable equivalence class. The published Fig 6a arrowheads and Fig 6b "→" labels both imply orientation that the algorithm did not produce. Two fixes applied: (i) Fig 6 caption revised to state explicitly that the edge set is undirected and the inferred structure is a conditional-dependency map rather than an oriented causal DAG; (ii) re-rendered SI figure with consistent undirected convention (no arrowheads in (a); "—" separator in (b)) plus a side-by-side before/after comparison. Caption-level + visualization fix; algorithm is unchanged.</w:t>
             </w:r>
           </w:p>
         </w:tc>
@@ -1254,7 +1254,7 @@
                 <w:sz w:val="18"/>
                 <w:szCs w:val="18"/>
               </w:rPr>
-              <w:t xml:space="preserve">Planned in workstream #E; caption draft at docs/revision/captions/fig6_legend_v2.md. Next revision iteration.</w:t>
+              <w:t xml:space="preserve">SI Fig SX (09_fig6_audit/fig6_consistent.png/pdf/svg); fig6_before_after.png/pdf; caption v2 (captions/fig6_legend_v2.md); rebuttal §9</w:t>
             </w:r>
           </w:p>
         </w:tc>
@@ -3534,7 +3534,7 @@
                 <w:sz w:val="18"/>
                 <w:szCs w:val="18"/>
               </w:rPr>
-              <w:t xml:space="preserve">See M7. The two panels represent different stages of the PC-bootstrap pipeline (undirected adjacency vs directed-edge stability). A dedicated audit workstream (#E) is being prepared to re-render both panels with consistent arrow conventions, add an explicit directed-edge vs undirected-skeleton legend, and update the figure caption. Next revision iteration.</w:t>
+              <w:t xml:space="preserve">See M7. Addressed (workstream #E): the cached PC-bootstrap output has 100% undirected edges, so the published Fig 6 mixed arrow conventions both visually imply orientation that the algorithm did not infer. We address this with a revised Fig 6 caption that explicitly describes the structure as a conditional-dependency map over undirected edges, plus a re-rendered SI figure with consistent undirected convention (no arrowheads in (a); em-dash "—" separator in (b)), and a side-by-side before/after audit.</w:t>
             </w:r>
           </w:p>
         </w:tc>
@@ -3564,7 +3564,7 @@
                 <w:sz w:val="18"/>
                 <w:szCs w:val="18"/>
               </w:rPr>
-              <w:t xml:space="preserve">Planned in workstream #E. Next revision iteration.</w:t>
+              <w:t xml:space="preserve">SI Fig SX (09_fig6_audit/fig6_consistent.png/pdf/svg); fig6_before_after; caption v2 (captions/fig6_legend_v2.md); rebuttal §9</w:t>
             </w:r>
           </w:p>
         </w:tc>
@@ -6473,7 +6473,7 @@
                 <w:sz w:val="18"/>
                 <w:szCs w:val="18"/>
               </w:rPr>
-              <w:t xml:space="preserve">Planned — Fig 5 LOESS + piecewise + interaction SHAP; Fig 6 directed-vs-undirected legend</w:t>
+              <w:t xml:space="preserve">New SI Figure — Fig 6 arrow-consistency audit (re-rendered consistent panels)</w:t>
             </w:r>
           </w:p>
         </w:tc>
@@ -6503,7 +6503,7 @@
                 <w:sz w:val="18"/>
                 <w:szCs w:val="18"/>
               </w:rPr>
-              <w:t xml:space="preserve">Next revision iteration (workstreams #D, #E)</w:t>
+              <w:t xml:space="preserve">SI Fig SX (09_fig6_audit/fig6_consistent.png/pdf/svg)</w:t>
             </w:r>
           </w:p>
         </w:tc>
@@ -6535,7 +6535,289 @@
                 <w:sz w:val="18"/>
                 <w:szCs w:val="18"/>
               </w:rPr>
-              <w:t xml:space="preserve">M7; M8; R2.2; R2.3</w:t>
+              <w:t xml:space="preserve">M7; R2.2</w:t>
+            </w:r>
+          </w:p>
+        </w:tc>
+      </w:tr>
+      <w:tr>
+        <w:tc>
+          <w:tcPr>
+            <w:tcW w:type="dxa" w:w="4400"/>
+            <w:tcBorders>
+              <w:top w:val="single" w:color="BFBFBF" w:sz="1"/>
+              <w:left w:val="single" w:color="BFBFBF" w:sz="1"/>
+              <w:bottom w:val="single" w:color="BFBFBF" w:sz="1"/>
+              <w:right w:val="single" w:color="BFBFBF" w:sz="1"/>
+            </w:tcBorders>
+            <w:tcMar>
+              <w:top w:type="dxa" w:w="80"/>
+              <w:left w:type="dxa" w:w="100"/>
+              <w:bottom w:type="dxa" w:w="80"/>
+              <w:right w:type="dxa" w:w="100"/>
+            </w:tcMar>
+          </w:tcPr>
+          <w:p>
+            <w:pPr>
+              <w:jc w:val="left"/>
+            </w:pPr>
+            <w:r>
+              <w:rPr>
+                <w:rFonts w:ascii="Arial" w:cs="Arial" w:eastAsia="Arial" w:hAnsi="Arial"/>
+                <w:sz w:val="18"/>
+                <w:szCs w:val="18"/>
+              </w:rPr>
+              <w:t xml:space="preserve">New SI Figure — Fig 6 before/after comparison</w:t>
+            </w:r>
+          </w:p>
+        </w:tc>
+        <w:tc>
+          <w:tcPr>
+            <w:tcW w:type="dxa" w:w="2960"/>
+            <w:tcBorders>
+              <w:top w:val="single" w:color="BFBFBF" w:sz="1"/>
+              <w:left w:val="single" w:color="BFBFBF" w:sz="1"/>
+              <w:bottom w:val="single" w:color="BFBFBF" w:sz="1"/>
+              <w:right w:val="single" w:color="BFBFBF" w:sz="1"/>
+            </w:tcBorders>
+            <w:tcMar>
+              <w:top w:type="dxa" w:w="80"/>
+              <w:left w:type="dxa" w:w="100"/>
+              <w:bottom w:type="dxa" w:w="80"/>
+              <w:right w:type="dxa" w:w="100"/>
+            </w:tcMar>
+          </w:tcPr>
+          <w:p>
+            <w:pPr>
+              <w:jc w:val="left"/>
+            </w:pPr>
+            <w:r>
+              <w:rPr>
+                <w:rFonts w:ascii="Arial" w:cs="Arial" w:eastAsia="Arial" w:hAnsi="Arial"/>
+                <w:sz w:val="18"/>
+                <w:szCs w:val="18"/>
+              </w:rPr>
+              <w:t xml:space="preserve">SI Fig SX (09_fig6_audit/fig6_before_after.png/pdf)</w:t>
+            </w:r>
+          </w:p>
+        </w:tc>
+        <w:tc>
+          <w:tcPr>
+            <w:tcW w:type="dxa" w:w="2000"/>
+            <w:tcBorders>
+              <w:top w:val="single" w:color="BFBFBF" w:sz="1"/>
+              <w:left w:val="single" w:color="BFBFBF" w:sz="1"/>
+              <w:bottom w:val="single" w:color="BFBFBF" w:sz="1"/>
+              <w:right w:val="single" w:color="BFBFBF" w:sz="1"/>
+            </w:tcBorders>
+            <w:tcMar>
+              <w:top w:type="dxa" w:w="80"/>
+              <w:left w:type="dxa" w:w="100"/>
+              <w:bottom w:type="dxa" w:w="80"/>
+              <w:right w:type="dxa" w:w="100"/>
+            </w:tcMar>
+          </w:tcPr>
+          <w:p>
+            <w:pPr>
+              <w:jc w:val="left"/>
+            </w:pPr>
+            <w:r>
+              <w:rPr>
+                <w:rFonts w:ascii="Arial" w:cs="Arial" w:eastAsia="Arial" w:hAnsi="Arial"/>
+                <w:b/>
+                <w:bCs/>
+                <w:sz w:val="18"/>
+                <w:szCs w:val="18"/>
+              </w:rPr>
+              <w:t xml:space="preserve">M7; R2.2</w:t>
+            </w:r>
+          </w:p>
+        </w:tc>
+      </w:tr>
+      <w:tr>
+        <w:tc>
+          <w:tcPr>
+            <w:tcW w:type="dxa" w:w="4400"/>
+            <w:tcBorders>
+              <w:top w:val="single" w:color="BFBFBF" w:sz="1"/>
+              <w:left w:val="single" w:color="BFBFBF" w:sz="1"/>
+              <w:bottom w:val="single" w:color="BFBFBF" w:sz="1"/>
+              <w:right w:val="single" w:color="BFBFBF" w:sz="1"/>
+            </w:tcBorders>
+            <w:tcMar>
+              <w:top w:type="dxa" w:w="80"/>
+              <w:left w:type="dxa" w:w="100"/>
+              <w:bottom w:type="dxa" w:w="80"/>
+              <w:right w:type="dxa" w:w="100"/>
+            </w:tcMar>
+          </w:tcPr>
+          <w:p>
+            <w:pPr>
+              <w:jc w:val="left"/>
+            </w:pPr>
+            <w:r>
+              <w:rPr>
+                <w:rFonts w:ascii="Arial" w:cs="Arial" w:eastAsia="Arial" w:hAnsi="Arial"/>
+                <w:sz w:val="18"/>
+                <w:szCs w:val="18"/>
+              </w:rPr>
+              <w:t xml:space="preserve">Revised Fig 6 caption — undirected convention; conditional-dependency map</w:t>
+            </w:r>
+          </w:p>
+        </w:tc>
+        <w:tc>
+          <w:tcPr>
+            <w:tcW w:type="dxa" w:w="2960"/>
+            <w:tcBorders>
+              <w:top w:val="single" w:color="BFBFBF" w:sz="1"/>
+              <w:left w:val="single" w:color="BFBFBF" w:sz="1"/>
+              <w:bottom w:val="single" w:color="BFBFBF" w:sz="1"/>
+              <w:right w:val="single" w:color="BFBFBF" w:sz="1"/>
+            </w:tcBorders>
+            <w:tcMar>
+              <w:top w:type="dxa" w:w="80"/>
+              <w:left w:type="dxa" w:w="100"/>
+              <w:bottom w:type="dxa" w:w="80"/>
+              <w:right w:type="dxa" w:w="100"/>
+            </w:tcMar>
+          </w:tcPr>
+          <w:p>
+            <w:pPr>
+              <w:jc w:val="left"/>
+            </w:pPr>
+            <w:r>
+              <w:rPr>
+                <w:rFonts w:ascii="Arial" w:cs="Arial" w:eastAsia="Arial" w:hAnsi="Arial"/>
+                <w:sz w:val="18"/>
+                <w:szCs w:val="18"/>
+              </w:rPr>
+              <w:t xml:space="preserve">Main text Fig 6 caption [Line XXX] (Variant B in fig6_legend_v2.md)</w:t>
+            </w:r>
+          </w:p>
+        </w:tc>
+        <w:tc>
+          <w:tcPr>
+            <w:tcW w:type="dxa" w:w="2000"/>
+            <w:tcBorders>
+              <w:top w:val="single" w:color="BFBFBF" w:sz="1"/>
+              <w:left w:val="single" w:color="BFBFBF" w:sz="1"/>
+              <w:bottom w:val="single" w:color="BFBFBF" w:sz="1"/>
+              <w:right w:val="single" w:color="BFBFBF" w:sz="1"/>
+            </w:tcBorders>
+            <w:tcMar>
+              <w:top w:type="dxa" w:w="80"/>
+              <w:left w:type="dxa" w:w="100"/>
+              <w:bottom w:type="dxa" w:w="80"/>
+              <w:right w:type="dxa" w:w="100"/>
+            </w:tcMar>
+          </w:tcPr>
+          <w:p>
+            <w:pPr>
+              <w:jc w:val="left"/>
+            </w:pPr>
+            <w:r>
+              <w:rPr>
+                <w:rFonts w:ascii="Arial" w:cs="Arial" w:eastAsia="Arial" w:hAnsi="Arial"/>
+                <w:b/>
+                <w:bCs/>
+                <w:sz w:val="18"/>
+                <w:szCs w:val="18"/>
+              </w:rPr>
+              <w:t xml:space="preserve">M7; R2.2</w:t>
+            </w:r>
+          </w:p>
+        </w:tc>
+      </w:tr>
+      <w:tr>
+        <w:tc>
+          <w:tcPr>
+            <w:tcW w:type="dxa" w:w="4400"/>
+            <w:tcBorders>
+              <w:top w:val="single" w:color="BFBFBF" w:sz="1"/>
+              <w:left w:val="single" w:color="BFBFBF" w:sz="1"/>
+              <w:bottom w:val="single" w:color="BFBFBF" w:sz="1"/>
+              <w:right w:val="single" w:color="BFBFBF" w:sz="1"/>
+            </w:tcBorders>
+            <w:tcMar>
+              <w:top w:type="dxa" w:w="80"/>
+              <w:left w:type="dxa" w:w="100"/>
+              <w:bottom w:type="dxa" w:w="80"/>
+              <w:right w:type="dxa" w:w="100"/>
+            </w:tcMar>
+          </w:tcPr>
+          <w:p>
+            <w:pPr>
+              <w:jc w:val="left"/>
+            </w:pPr>
+            <w:r>
+              <w:rPr>
+                <w:rFonts w:ascii="Arial" w:cs="Arial" w:eastAsia="Arial" w:hAnsi="Arial"/>
+                <w:sz w:val="18"/>
+                <w:szCs w:val="18"/>
+              </w:rPr>
+              <w:t xml:space="preserve">Planned — Fig 5 LOESS + piecewise + interaction SHAP</w:t>
+            </w:r>
+          </w:p>
+        </w:tc>
+        <w:tc>
+          <w:tcPr>
+            <w:tcW w:type="dxa" w:w="2960"/>
+            <w:tcBorders>
+              <w:top w:val="single" w:color="BFBFBF" w:sz="1"/>
+              <w:left w:val="single" w:color="BFBFBF" w:sz="1"/>
+              <w:bottom w:val="single" w:color="BFBFBF" w:sz="1"/>
+              <w:right w:val="single" w:color="BFBFBF" w:sz="1"/>
+            </w:tcBorders>
+            <w:tcMar>
+              <w:top w:type="dxa" w:w="80"/>
+              <w:left w:type="dxa" w:w="100"/>
+              <w:bottom w:type="dxa" w:w="80"/>
+              <w:right w:type="dxa" w:w="100"/>
+            </w:tcMar>
+          </w:tcPr>
+          <w:p>
+            <w:pPr>
+              <w:jc w:val="left"/>
+            </w:pPr>
+            <w:r>
+              <w:rPr>
+                <w:rFonts w:ascii="Arial" w:cs="Arial" w:eastAsia="Arial" w:hAnsi="Arial"/>
+                <w:sz w:val="18"/>
+                <w:szCs w:val="18"/>
+              </w:rPr>
+              <w:t xml:space="preserve">Next revision iteration (workstream #D)</w:t>
+            </w:r>
+          </w:p>
+        </w:tc>
+        <w:tc>
+          <w:tcPr>
+            <w:tcW w:type="dxa" w:w="2000"/>
+            <w:tcBorders>
+              <w:top w:val="single" w:color="BFBFBF" w:sz="1"/>
+              <w:left w:val="single" w:color="BFBFBF" w:sz="1"/>
+              <w:bottom w:val="single" w:color="BFBFBF" w:sz="1"/>
+              <w:right w:val="single" w:color="BFBFBF" w:sz="1"/>
+            </w:tcBorders>
+            <w:tcMar>
+              <w:top w:type="dxa" w:w="80"/>
+              <w:left w:type="dxa" w:w="100"/>
+              <w:bottom w:type="dxa" w:w="80"/>
+              <w:right w:type="dxa" w:w="100"/>
+            </w:tcMar>
+          </w:tcPr>
+          <w:p>
+            <w:pPr>
+              <w:jc w:val="left"/>
+            </w:pPr>
+            <w:r>
+              <w:rPr>
+                <w:rFonts w:ascii="Arial" w:cs="Arial" w:eastAsia="Arial" w:hAnsi="Arial"/>
+                <w:b/>
+                <w:bCs/>
+                <w:sz w:val="18"/>
+                <w:szCs w:val="18"/>
+              </w:rPr>
+              <w:t xml:space="preserve">M8; R2.3</w:t>
             </w:r>
           </w:p>
         </w:tc>

--- a/docs/revision/response_letter.docx
+++ b/docs/revision/response_letter.docx
@@ -159,7 +159,7 @@
           <w:sz w:val="22"/>
           <w:szCs w:val="22"/>
         </w:rPr>
-        <w:t xml:space="preserve">Throughout the revision, we have refined our claims to characterize the framework as a proof-of-concept diagnostic platform and a hypothesis-prioritization structure rather than a validated deployable tool. Two reviewer points — the Fig 5 non-linearity interpretation and the Fig 6 arrow inconsistency — are being addressed by dedicated reanalysis workstreams (LOESS / piecewise / interaction-SHAP for Fig 5; directed-edge vs undirected-skeleton legend for Fig 6) that are scheduled for the next revision iteration and are noted transparently in the per-comment table below.</w:t>
+        <w:t xml:space="preserve">Throughout the revision, we have refined our claims to characterize the framework as a proof-of-concept diagnostic platform and a hypothesis-prioritization structure rather than a validated deployable tool. The two reviewer points that initially appeared to require deferral — the Fig 5 non-linearity interpretation and the Fig 6 arrow inconsistency — have both been addressed within this revision: a dedicated SHAP-dependence reanalysis (workstream #D; OOF 5-fold; LOESS + piecewise + polynomial F-tests; verdict STRONG_NONLINEAR with width__ADCS piecewise Δ R² = +0.425 and a data-driven flexibility-collapse breakpoint at width ≈ 0; SI Fig SX fig5_dependence_with_fits.png), and a Fig 6 arrow-consistency audit (workstream #E; the cached PC-bootstrap output is 100% undirected, and both panels are re-rendered with consistent undirected convention; SI Fig SX fig6_consistent.png). Every editor mandatory revision and every reviewer comment is therefore answered in this iteration by a quantitative analysis or a wording/caption update that is fully traceable to the supporting repository.</w:t>
       </w:r>
     </w:p>
     <w:p>
@@ -1352,7 +1352,7 @@
                 <w:sz w:val="18"/>
                 <w:szCs w:val="18"/>
               </w:rPr>
-              <w:t xml:space="preserve">We acknowledge that the Fig 5b/c plots do not visually demonstrate the non-linearity claim. A dedicated reanalysis workstream (#D) is being prepared that overlays LOESS / two-knot piecewise-linear fits with an F-test against the linear baseline and computes SHAP interaction values for the top severity features. If the F-test fails to support strict non-linearity, the manuscript will adopt the conservative wording "threshold-like or interaction-modulated effects." Next revision iteration.</w:t>
+              <w:t xml:space="preserve">Addressed (workstream #D). Verdict: STRONG_NONLINEAR. OOF SHAP values from 5-fold CV (seed=42) were tested against the linear null with three diagnostics — LOESS overlay, piecewise-linear with grid-searched breakpoint + F-test, and degree-2 polynomial + F-test. All three top OOF-SHAP severity features rejected the linear null in BOTH the piecewise and polynomial tests (p &lt; 1e-4 in every comparison): width__ADCS Δ R² = +0.425 with a piecewise breakpoint at ≈ 0 (data-driven flexibility-collapse tipping point); width__12DGR120tipp Δ R² = +0.166, bp ≈ 3.06; width__ACONT Δ R² = +0.053, bp ≈ 1973.8. The "non-linear effects" wording is therefore quantitatively supported; the revised caption tightens it to explicit breakpoints and Δ R² numbers (Variant A in fig5_caption_v2.md).</w:t>
             </w:r>
           </w:p>
         </w:tc>
@@ -1382,7 +1382,7 @@
                 <w:sz w:val="18"/>
                 <w:szCs w:val="18"/>
               </w:rPr>
-              <w:t xml:space="preserve">Planned in workstream #D; outputs at revision_runs/iscience_rev1/08_nonlinearity/. Next revision iteration.</w:t>
+              <w:t xml:space="preserve">SI Fig SX (08_nonlinearity/fig5_dependence_with_fits.png/pdf); SI Fig SX (fig5_shap_interactions.png/pdf); SI tables nonlinearity_metrics.csv, shap_interactions.csv; caption v2 (captions/fig5_caption_v2.md); rebuttal §8</w:t>
             </w:r>
           </w:p>
         </w:tc>
@@ -3662,7 +3662,7 @@
                 <w:sz w:val="18"/>
                 <w:szCs w:val="18"/>
               </w:rPr>
-              <w:t xml:space="preserve">See M8. A dedicated reanalysis workstream (#D) is being prepared to overlay LOESS / piecewise-linear fits with formal F-tests against a linear baseline and to compute SHAP interaction values. If the F-test does not support strict non-linearity, the manuscript will be revised to use the more conservative wording "threshold-like or interaction-modulated effects." Next revision iteration.</w:t>
+              <w:t xml:space="preserve">See M8. Addressed (workstream #D). Verdict: STRONG_NONLINEAR. OOF SHAP dependence reanalysis applied LOESS + piecewise + polynomial F-tests; all three top severity features rejected the linear null in both the piecewise (p &lt; 1e-4) and polynomial (p &lt; 1e-3) tests. The dominant signal is in width__ADCS (Δ R² = +0.425 piecewise vs linear; breakpoint ≈ 0 — a data-driven flexibility-collapse tipping point). The revised SI figure overlays all three fits on each OOF SHAP scatter and reports breakpoints + p-values directly.</w:t>
             </w:r>
           </w:p>
         </w:tc>
@@ -3692,7 +3692,7 @@
                 <w:sz w:val="18"/>
                 <w:szCs w:val="18"/>
               </w:rPr>
-              <w:t xml:space="preserve">Planned in workstream #D. Next revision iteration.</w:t>
+              <w:t xml:space="preserve">SI Fig SX (08_nonlinearity/fig5_dependence_with_fits.png/pdf); SI Fig SX (fig5_shap_interactions.png/pdf); SI table nonlinearity_metrics.csv; caption v2 (captions/fig5_caption_v2.md); rebuttal §8</w:t>
             </w:r>
           </w:p>
         </w:tc>
@@ -6755,7 +6755,7 @@
                 <w:sz w:val="18"/>
                 <w:szCs w:val="18"/>
               </w:rPr>
-              <w:t xml:space="preserve">Planned — Fig 5 LOESS + piecewise + interaction SHAP</w:t>
+              <w:t xml:space="preserve">New SI Figure — Fig 5 SHAP dependence with LOESS / piecewise / polynomial fits (verdict: STRONG_NONLINEAR)</w:t>
             </w:r>
           </w:p>
         </w:tc>
@@ -6785,7 +6785,289 @@
                 <w:sz w:val="18"/>
                 <w:szCs w:val="18"/>
               </w:rPr>
-              <w:t xml:space="preserve">Next revision iteration (workstream #D)</w:t>
+              <w:t xml:space="preserve">SI Fig SX (08_nonlinearity/fig5_dependence_with_fits.png/pdf)</w:t>
+            </w:r>
+          </w:p>
+        </w:tc>
+        <w:tc>
+          <w:tcPr>
+            <w:tcW w:type="dxa" w:w="2000"/>
+            <w:tcBorders>
+              <w:top w:val="single" w:color="BFBFBF" w:sz="1"/>
+              <w:left w:val="single" w:color="BFBFBF" w:sz="1"/>
+              <w:bottom w:val="single" w:color="BFBFBF" w:sz="1"/>
+              <w:right w:val="single" w:color="BFBFBF" w:sz="1"/>
+            </w:tcBorders>
+            <w:tcMar>
+              <w:top w:type="dxa" w:w="80"/>
+              <w:left w:type="dxa" w:w="100"/>
+              <w:bottom w:type="dxa" w:w="80"/>
+              <w:right w:type="dxa" w:w="100"/>
+            </w:tcMar>
+          </w:tcPr>
+          <w:p>
+            <w:pPr>
+              <w:jc w:val="left"/>
+            </w:pPr>
+            <w:r>
+              <w:rPr>
+                <w:rFonts w:ascii="Arial" w:cs="Arial" w:eastAsia="Arial" w:hAnsi="Arial"/>
+                <w:b/>
+                <w:bCs/>
+                <w:sz w:val="18"/>
+                <w:szCs w:val="18"/>
+              </w:rPr>
+              <w:t xml:space="preserve">M8; R2.3</w:t>
+            </w:r>
+          </w:p>
+        </w:tc>
+      </w:tr>
+      <w:tr>
+        <w:tc>
+          <w:tcPr>
+            <w:tcW w:type="dxa" w:w="4400"/>
+            <w:tcBorders>
+              <w:top w:val="single" w:color="BFBFBF" w:sz="1"/>
+              <w:left w:val="single" w:color="BFBFBF" w:sz="1"/>
+              <w:bottom w:val="single" w:color="BFBFBF" w:sz="1"/>
+              <w:right w:val="single" w:color="BFBFBF" w:sz="1"/>
+            </w:tcBorders>
+            <w:tcMar>
+              <w:top w:type="dxa" w:w="80"/>
+              <w:left w:type="dxa" w:w="100"/>
+              <w:bottom w:type="dxa" w:w="80"/>
+              <w:right w:type="dxa" w:w="100"/>
+            </w:tcMar>
+          </w:tcPr>
+          <w:p>
+            <w:pPr>
+              <w:jc w:val="left"/>
+            </w:pPr>
+            <w:r>
+              <w:rPr>
+                <w:rFonts w:ascii="Arial" w:cs="Arial" w:eastAsia="Arial" w:hAnsi="Arial"/>
+                <w:sz w:val="18"/>
+                <w:szCs w:val="18"/>
+              </w:rPr>
+              <w:t xml:space="preserve">New SI Figure — Fig 5 SHAP pairwise interactions (top-3 features × strongest partners)</w:t>
+            </w:r>
+          </w:p>
+        </w:tc>
+        <w:tc>
+          <w:tcPr>
+            <w:tcW w:type="dxa" w:w="2960"/>
+            <w:tcBorders>
+              <w:top w:val="single" w:color="BFBFBF" w:sz="1"/>
+              <w:left w:val="single" w:color="BFBFBF" w:sz="1"/>
+              <w:bottom w:val="single" w:color="BFBFBF" w:sz="1"/>
+              <w:right w:val="single" w:color="BFBFBF" w:sz="1"/>
+            </w:tcBorders>
+            <w:tcMar>
+              <w:top w:type="dxa" w:w="80"/>
+              <w:left w:type="dxa" w:w="100"/>
+              <w:bottom w:type="dxa" w:w="80"/>
+              <w:right w:type="dxa" w:w="100"/>
+            </w:tcMar>
+          </w:tcPr>
+          <w:p>
+            <w:pPr>
+              <w:jc w:val="left"/>
+            </w:pPr>
+            <w:r>
+              <w:rPr>
+                <w:rFonts w:ascii="Arial" w:cs="Arial" w:eastAsia="Arial" w:hAnsi="Arial"/>
+                <w:sz w:val="18"/>
+                <w:szCs w:val="18"/>
+              </w:rPr>
+              <w:t xml:space="preserve">SI Fig SX (08_nonlinearity/fig5_shap_interactions.png/pdf)</w:t>
+            </w:r>
+          </w:p>
+        </w:tc>
+        <w:tc>
+          <w:tcPr>
+            <w:tcW w:type="dxa" w:w="2000"/>
+            <w:tcBorders>
+              <w:top w:val="single" w:color="BFBFBF" w:sz="1"/>
+              <w:left w:val="single" w:color="BFBFBF" w:sz="1"/>
+              <w:bottom w:val="single" w:color="BFBFBF" w:sz="1"/>
+              <w:right w:val="single" w:color="BFBFBF" w:sz="1"/>
+            </w:tcBorders>
+            <w:tcMar>
+              <w:top w:type="dxa" w:w="80"/>
+              <w:left w:type="dxa" w:w="100"/>
+              <w:bottom w:type="dxa" w:w="80"/>
+              <w:right w:type="dxa" w:w="100"/>
+            </w:tcMar>
+          </w:tcPr>
+          <w:p>
+            <w:pPr>
+              <w:jc w:val="left"/>
+            </w:pPr>
+            <w:r>
+              <w:rPr>
+                <w:rFonts w:ascii="Arial" w:cs="Arial" w:eastAsia="Arial" w:hAnsi="Arial"/>
+                <w:b/>
+                <w:bCs/>
+                <w:sz w:val="18"/>
+                <w:szCs w:val="18"/>
+              </w:rPr>
+              <w:t xml:space="preserve">M8; R2.3</w:t>
+            </w:r>
+          </w:p>
+        </w:tc>
+      </w:tr>
+      <w:tr>
+        <w:tc>
+          <w:tcPr>
+            <w:tcW w:type="dxa" w:w="4400"/>
+            <w:tcBorders>
+              <w:top w:val="single" w:color="BFBFBF" w:sz="1"/>
+              <w:left w:val="single" w:color="BFBFBF" w:sz="1"/>
+              <w:bottom w:val="single" w:color="BFBFBF" w:sz="1"/>
+              <w:right w:val="single" w:color="BFBFBF" w:sz="1"/>
+            </w:tcBorders>
+            <w:tcMar>
+              <w:top w:type="dxa" w:w="80"/>
+              <w:left w:type="dxa" w:w="100"/>
+              <w:bottom w:type="dxa" w:w="80"/>
+              <w:right w:type="dxa" w:w="100"/>
+            </w:tcMar>
+          </w:tcPr>
+          <w:p>
+            <w:pPr>
+              <w:jc w:val="left"/>
+            </w:pPr>
+            <w:r>
+              <w:rPr>
+                <w:rFonts w:ascii="Arial" w:cs="Arial" w:eastAsia="Arial" w:hAnsi="Arial"/>
+                <w:sz w:val="18"/>
+                <w:szCs w:val="18"/>
+              </w:rPr>
+              <w:t xml:space="preserve">New SI Table — Fig 5 non-linearity F-test metrics + SHAP interactions</w:t>
+            </w:r>
+          </w:p>
+        </w:tc>
+        <w:tc>
+          <w:tcPr>
+            <w:tcW w:type="dxa" w:w="2960"/>
+            <w:tcBorders>
+              <w:top w:val="single" w:color="BFBFBF" w:sz="1"/>
+              <w:left w:val="single" w:color="BFBFBF" w:sz="1"/>
+              <w:bottom w:val="single" w:color="BFBFBF" w:sz="1"/>
+              <w:right w:val="single" w:color="BFBFBF" w:sz="1"/>
+            </w:tcBorders>
+            <w:tcMar>
+              <w:top w:type="dxa" w:w="80"/>
+              <w:left w:type="dxa" w:w="100"/>
+              <w:bottom w:type="dxa" w:w="80"/>
+              <w:right w:type="dxa" w:w="100"/>
+            </w:tcMar>
+          </w:tcPr>
+          <w:p>
+            <w:pPr>
+              <w:jc w:val="left"/>
+            </w:pPr>
+            <w:r>
+              <w:rPr>
+                <w:rFonts w:ascii="Arial" w:cs="Arial" w:eastAsia="Arial" w:hAnsi="Arial"/>
+                <w:sz w:val="18"/>
+                <w:szCs w:val="18"/>
+              </w:rPr>
+              <w:t xml:space="preserve">SI Tables (08_nonlinearity/nonlinearity_metrics.csv, shap_interactions.csv)</w:t>
+            </w:r>
+          </w:p>
+        </w:tc>
+        <w:tc>
+          <w:tcPr>
+            <w:tcW w:type="dxa" w:w="2000"/>
+            <w:tcBorders>
+              <w:top w:val="single" w:color="BFBFBF" w:sz="1"/>
+              <w:left w:val="single" w:color="BFBFBF" w:sz="1"/>
+              <w:bottom w:val="single" w:color="BFBFBF" w:sz="1"/>
+              <w:right w:val="single" w:color="BFBFBF" w:sz="1"/>
+            </w:tcBorders>
+            <w:tcMar>
+              <w:top w:type="dxa" w:w="80"/>
+              <w:left w:type="dxa" w:w="100"/>
+              <w:bottom w:type="dxa" w:w="80"/>
+              <w:right w:type="dxa" w:w="100"/>
+            </w:tcMar>
+          </w:tcPr>
+          <w:p>
+            <w:pPr>
+              <w:jc w:val="left"/>
+            </w:pPr>
+            <w:r>
+              <w:rPr>
+                <w:rFonts w:ascii="Arial" w:cs="Arial" w:eastAsia="Arial" w:hAnsi="Arial"/>
+                <w:b/>
+                <w:bCs/>
+                <w:sz w:val="18"/>
+                <w:szCs w:val="18"/>
+              </w:rPr>
+              <w:t xml:space="preserve">M8; R2.3</w:t>
+            </w:r>
+          </w:p>
+        </w:tc>
+      </w:tr>
+      <w:tr>
+        <w:tc>
+          <w:tcPr>
+            <w:tcW w:type="dxa" w:w="4400"/>
+            <w:tcBorders>
+              <w:top w:val="single" w:color="BFBFBF" w:sz="1"/>
+              <w:left w:val="single" w:color="BFBFBF" w:sz="1"/>
+              <w:bottom w:val="single" w:color="BFBFBF" w:sz="1"/>
+              <w:right w:val="single" w:color="BFBFBF" w:sz="1"/>
+            </w:tcBorders>
+            <w:tcMar>
+              <w:top w:type="dxa" w:w="80"/>
+              <w:left w:type="dxa" w:w="100"/>
+              <w:bottom w:type="dxa" w:w="80"/>
+              <w:right w:type="dxa" w:w="100"/>
+            </w:tcMar>
+          </w:tcPr>
+          <w:p>
+            <w:pPr>
+              <w:jc w:val="left"/>
+            </w:pPr>
+            <w:r>
+              <w:rPr>
+                <w:rFonts w:ascii="Arial" w:cs="Arial" w:eastAsia="Arial" w:hAnsi="Arial"/>
+                <w:sz w:val="18"/>
+                <w:szCs w:val="18"/>
+              </w:rPr>
+              <w:t xml:space="preserve">Revised Fig 5 caption — explicit breakpoints + Δ R² (Variant A in fig5_caption_v2.md)</w:t>
+            </w:r>
+          </w:p>
+        </w:tc>
+        <w:tc>
+          <w:tcPr>
+            <w:tcW w:type="dxa" w:w="2960"/>
+            <w:tcBorders>
+              <w:top w:val="single" w:color="BFBFBF" w:sz="1"/>
+              <w:left w:val="single" w:color="BFBFBF" w:sz="1"/>
+              <w:bottom w:val="single" w:color="BFBFBF" w:sz="1"/>
+              <w:right w:val="single" w:color="BFBFBF" w:sz="1"/>
+            </w:tcBorders>
+            <w:tcMar>
+              <w:top w:type="dxa" w:w="80"/>
+              <w:left w:type="dxa" w:w="100"/>
+              <w:bottom w:type="dxa" w:w="80"/>
+              <w:right w:type="dxa" w:w="100"/>
+            </w:tcMar>
+          </w:tcPr>
+          <w:p>
+            <w:pPr>
+              <w:jc w:val="left"/>
+            </w:pPr>
+            <w:r>
+              <w:rPr>
+                <w:rFonts w:ascii="Arial" w:cs="Arial" w:eastAsia="Arial" w:hAnsi="Arial"/>
+                <w:sz w:val="18"/>
+                <w:szCs w:val="18"/>
+              </w:rPr>
+              <w:t xml:space="preserve">Main text Fig 5 caption [Line XXX]</w:t>
             </w:r>
           </w:p>
         </w:tc>

--- a/docs/revision/response_letter.docx
+++ b/docs/revision/response_letter.docx
@@ -6442,6 +6442,100 @@
                 <w:szCs w:val="18"/>
               </w:rPr>
               <w:t xml:space="preserve">M10; EN</w:t>
+            </w:r>
+          </w:p>
+        </w:tc>
+      </w:tr>
+      <w:tr>
+        <w:tc>
+          <w:tcPr>
+            <w:tcW w:type="dxa" w:w="4400"/>
+            <w:tcBorders>
+              <w:top w:val="single" w:color="BFBFBF" w:sz="1"/>
+              <w:left w:val="single" w:color="BFBFBF" w:sz="1"/>
+              <w:bottom w:val="single" w:color="BFBFBF" w:sz="1"/>
+              <w:right w:val="single" w:color="BFBFBF" w:sz="1"/>
+            </w:tcBorders>
+            <w:tcMar>
+              <w:top w:type="dxa" w:w="80"/>
+              <w:left w:type="dxa" w:w="100"/>
+              <w:bottom w:type="dxa" w:w="80"/>
+              <w:right w:type="dxa" w:w="100"/>
+            </w:tcMar>
+          </w:tcPr>
+          <w:p>
+            <w:pPr>
+              <w:jc w:val="left"/>
+            </w:pPr>
+            <w:r>
+              <w:rPr>
+                <w:rFonts w:ascii="Arial" w:cs="Arial" w:eastAsia="Arial" w:hAnsi="Arial"/>
+                <w:sz w:val="18"/>
+                <w:szCs w:val="18"/>
+              </w:rPr>
+              <w:t xml:space="preserve">Funding statement — added KIMST grant (RS-2026-25536446, Jeonbuk–Jeonnam Sea Grant) covering the additional computational analyses performed during revision</w:t>
+            </w:r>
+          </w:p>
+        </w:tc>
+        <w:tc>
+          <w:tcPr>
+            <w:tcW w:type="dxa" w:w="2960"/>
+            <w:tcBorders>
+              <w:top w:val="single" w:color="BFBFBF" w:sz="1"/>
+              <w:left w:val="single" w:color="BFBFBF" w:sz="1"/>
+              <w:bottom w:val="single" w:color="BFBFBF" w:sz="1"/>
+              <w:right w:val="single" w:color="BFBFBF" w:sz="1"/>
+            </w:tcBorders>
+            <w:tcMar>
+              <w:top w:type="dxa" w:w="80"/>
+              <w:left w:type="dxa" w:w="100"/>
+              <w:bottom w:type="dxa" w:w="80"/>
+              <w:right w:type="dxa" w:w="100"/>
+            </w:tcMar>
+          </w:tcPr>
+          <w:p>
+            <w:pPr>
+              <w:jc w:val="left"/>
+            </w:pPr>
+            <w:r>
+              <w:rPr>
+                <w:rFonts w:ascii="Arial" w:cs="Arial" w:eastAsia="Arial" w:hAnsi="Arial"/>
+                <w:sz w:val="18"/>
+                <w:szCs w:val="18"/>
+              </w:rPr>
+              <w:t xml:space="preserve">Main text — Acknowledgement / Funding [Line XXX]</w:t>
+            </w:r>
+          </w:p>
+        </w:tc>
+        <w:tc>
+          <w:tcPr>
+            <w:tcW w:type="dxa" w:w="2000"/>
+            <w:tcBorders>
+              <w:top w:val="single" w:color="BFBFBF" w:sz="1"/>
+              <w:left w:val="single" w:color="BFBFBF" w:sz="1"/>
+              <w:bottom w:val="single" w:color="BFBFBF" w:sz="1"/>
+              <w:right w:val="single" w:color="BFBFBF" w:sz="1"/>
+            </w:tcBorders>
+            <w:tcMar>
+              <w:top w:type="dxa" w:w="80"/>
+              <w:left w:type="dxa" w:w="100"/>
+              <w:bottom w:type="dxa" w:w="80"/>
+              <w:right w:type="dxa" w:w="100"/>
+            </w:tcMar>
+          </w:tcPr>
+          <w:p>
+            <w:pPr>
+              <w:jc w:val="left"/>
+            </w:pPr>
+            <w:r>
+              <w:rPr>
+                <w:rFonts w:ascii="Arial" w:cs="Arial" w:eastAsia="Arial" w:hAnsi="Arial"/>
+                <w:b/>
+                <w:bCs/>
+                <w:sz w:val="18"/>
+                <w:szCs w:val="18"/>
+              </w:rPr>
+              <w:t xml:space="preserve">(editor housekeeping H_FUNDING)</w:t>
             </w:r>
           </w:p>
         </w:tc>
